--- a/PR_1X.X/PR_1X.X_Pablo_Menendez_de_la_Rosa.docx
+++ b/PR_1X.X/PR_1X.X_Pablo_Menendez_de_la_Rosa.docx
@@ -433,15 +433,15 @@
   <w:abstractNum w:abstractNumId="0" w15:restartNumberingAfterBreak="0">
     <w:nsid w:val="22B07263"/>
     <w:multiLevelType w:val="hybridMultilevel"/>
-    <w:tmpl w:val="D9D66FE2"/>
-    <w:lvl w:ilvl="0" w:tplc="8C645BA8">
+    <w:tmpl w:val="DFC42100"/>
+    <w:lvl w:ilvl="0" w:tplc="290C1CD6">
       <w:start w:val="1"/>
-      <w:numFmt w:val="decimal"/>
+      <w:numFmt w:val="upperLetter"/>
       <w:pStyle w:val="Seccion"/>
-      <w:lvlText w:val="%1)"/>
+      <w:lvlText w:val="%1."/>
       <w:lvlJc w:val="left"/>
       <w:pPr>
-        <w:ind w:left="720" w:hanging="360"/>
+        <w:ind w:left="426" w:hanging="360"/>
       </w:pPr>
       <w:rPr>
         <w:b/>
@@ -1637,12 +1637,11 @@
     <w:basedOn w:val="Prrafodelista"/>
     <w:link w:val="SeccionCar"/>
     <w:qFormat/>
-    <w:rsid w:val="0056189C"/>
+    <w:rsid w:val="00450ED1"/>
     <w:pPr>
       <w:numPr>
         <w:numId w:val="3"/>
       </w:numPr>
-      <w:ind w:left="426"/>
     </w:pPr>
     <w:rPr>
       <w:b/>
@@ -1963,6 +1962,8 @@
     <w:rsid w:val="00640C3C"/>
     <w:rsid w:val="00664759"/>
     <w:rsid w:val="00B72002"/>
+    <w:rsid w:val="00C02BDA"/>
+    <w:rsid w:val="00DB7899"/>
     <w:rsid w:val="00DD7D8D"/>
     <w:rsid w:val="00E911E2"/>
     <w:rsid w:val="00EF7BB9"/>

--- a/PR_1X.X/PR_1X.X_Pablo_Menendez_de_la_Rosa.docx
+++ b/PR_1X.X/PR_1X.X_Pablo_Menendez_de_la_Rosa.docx
@@ -1721,10 +1721,7 @@
     <w:basedOn w:val="Normal"/>
     <w:link w:val="RespuestaCar"/>
     <w:qFormat/>
-    <w:rsid w:val="0056189C"/>
-    <w:pPr>
-      <w:ind w:left="705"/>
-    </w:pPr>
+    <w:rsid w:val="00BF4D9F"/>
     <w:rPr>
       <w:color w:val="0070C0"/>
     </w:rPr>
@@ -1733,7 +1730,7 @@
     <w:name w:val="Respuesta Car"/>
     <w:basedOn w:val="Fuentedeprrafopredeter"/>
     <w:link w:val="Respuesta"/>
-    <w:rsid w:val="0056189C"/>
+    <w:rsid w:val="00BF4D9F"/>
     <w:rPr>
       <w:color w:val="0070C0"/>
     </w:rPr>
@@ -1963,11 +1960,13 @@
     <w:rsid w:val="00664759"/>
     <w:rsid w:val="00B72002"/>
     <w:rsid w:val="00C02BDA"/>
+    <w:rsid w:val="00CF3423"/>
     <w:rsid w:val="00DB7899"/>
     <w:rsid w:val="00DD7D8D"/>
     <w:rsid w:val="00E911E2"/>
     <w:rsid w:val="00EF7BB9"/>
     <w:rsid w:val="00F60887"/>
+    <w:rsid w:val="00FF7DD3"/>
   </w:rsids>
   <m:mathPr>
     <m:mathFont m:val="Cambria Math"/>
